--- a/deliverables/嘉兴仓储能力投资计划_2027_一体Program.docx
+++ b/deliverables/嘉兴仓储能力投资计划_2027_一体Program.docx
@@ -187,7 +187,7 @@
                 <w:b w:val="0"/>
                 <w:sz w:val="20"/>
               </w:rPr>
-              <w:t>先做5号甲类仓间温控设计与实施；看效果后再决定乙类仓是否铺开</w:t>
+              <w:t>先做5号甲类仓间温控；乙类看效果后再定</w:t>
             </w:r>
           </w:p>
         </w:tc>
@@ -219,7 +219,7 @@
                 <w:b w:val="0"/>
                 <w:sz w:val="20"/>
               </w:rPr>
-              <w:t>VNA 约 200 万 RMB；货架约 10–30 万 RMB；小计约 210–230 万 RMB</w:t>
+              <w:t>VNA 约 200 万；货架约 10–30 万；小计约 210–230 万 RMB</w:t>
             </w:r>
           </w:p>
         </w:tc>
@@ -251,7 +251,7 @@
                 <w:b w:val="0"/>
                 <w:sz w:val="20"/>
               </w:rPr>
-              <w:t>待工程/询价补齐（本轮未定）</w:t>
+              <w:t>待工程/询价补齐</w:t>
             </w:r>
           </w:p>
         </w:tc>
@@ -315,7 +315,7 @@
                 <w:b w:val="0"/>
                 <w:sz w:val="20"/>
               </w:rPr>
-              <w:t>授权联合小组：物流（业主）+ 工程 + EHS + 生产 + 财务</w:t>
+              <w:t>物流（业主）+ 工程 + EHS + 生产 + 财务</w:t>
             </w:r>
           </w:p>
         </w:tc>
@@ -333,6 +333,71 @@
           <w:sz w:val="22"/>
         </w:rPr>
         <w:t>请总经理本轮确认：批准按一体 Program 进入采购/合规并联；WP-B 概算补齐后做最终金额冻结。</w:t>
+      </w:r>
+    </w:p>
+    <w:p>
+      <w:pPr>
+        <w:pStyle w:val="Heading2"/>
+      </w:pPr>
+      <w:r>
+        <w:rPr>
+          <w:rFonts w:ascii="微软雅黑" w:hAnsi="微软雅黑" w:eastAsia="微软雅黑"/>
+          <w:b/>
+          <w:sz w:val="28"/>
+        </w:rPr>
+        <w:t>会上可口述的两段前提（话术）</w:t>
+      </w:r>
+    </w:p>
+    <w:p>
+      <w:pPr>
+        <w:spacing w:after="120"/>
+      </w:pPr>
+      <w:r>
+        <w:rPr>
+          <w:rFonts w:ascii="微软雅黑" w:hAnsi="微软雅黑" w:eastAsia="微软雅黑"/>
+          <w:b/>
+          <w:sz w:val="22"/>
+        </w:rPr>
+        <w:t>① 为什么必须投仓容 / 8号仓能力（不做的代价）</w:t>
+      </w:r>
+    </w:p>
+    <w:p>
+      <w:pPr>
+        <w:spacing w:after="120"/>
+      </w:pPr>
+      <w:r>
+        <w:rPr>
+          <w:rFonts w:ascii="微软雅黑" w:hAnsi="微软雅黑" w:eastAsia="微软雅黑"/>
+          <w:b w:val="0"/>
+          <w:sz w:val="22"/>
+        </w:rPr>
+        <w:t>此前危化品存放的法规要求，使生产现场退运至仓库的库存量显著增加。目前5号甲类仓库库存利用率已达约80–85%。若不投资提升厂内能力，甲类仓储资源将不得不依赖外部租赁：既增加租赁费用，又使收发货流程更复杂，不利于效率。</w:t>
+      </w:r>
+    </w:p>
+    <w:p>
+      <w:pPr>
+        <w:spacing w:after="120"/>
+      </w:pPr>
+      <w:r>
+        <w:rPr>
+          <w:rFonts w:ascii="微软雅黑" w:hAnsi="微软雅黑" w:eastAsia="微软雅黑"/>
+          <w:b/>
+          <w:sz w:val="22"/>
+        </w:rPr>
+        <w:t>② 为什么必须做温控（质量与国产化高标准）</w:t>
+      </w:r>
+    </w:p>
+    <w:p>
+      <w:pPr>
+        <w:spacing w:after="120"/>
+      </w:pPr>
+      <w:r>
+        <w:rPr>
+          <w:rFonts w:ascii="微软雅黑" w:hAnsi="微软雅黑" w:eastAsia="微软雅黑"/>
+          <w:b w:val="0"/>
+          <w:sz w:val="22"/>
+        </w:rPr>
+        <w:t>成品UV + 水性漆有温控存储要求。德国Marcel Hellman来厂考察期间亦指出：我司采购的原材料中亦有大量物料需温控。当前非温控仓库已不符合国产化高标准工厂的需求。</w:t>
       </w:r>
     </w:p>
     <w:p>
@@ -358,7 +423,7 @@
           <w:b w:val="0"/>
           <w:sz w:val="22"/>
         </w:rPr>
-        <w:t>以一体 Program 推进嘉兴厂内仓储能力升级：8号仓高密度货架 + VNA 解决存储密度与存取效率；5号甲类仓温控试点解决温度敏感危化品在库风险。两项统一由联合小组管理、统一对管理层汇报，避免货架/叉车能力与温控合规脱节。</w:t>
+        <w:t>以一体 Program 推进嘉兴厂内仓储能力升级：8号仓高密度货架 + VNA 缓解甲类相关仓容与作业压力、避免外租；5号甲类仓温控试点对齐成品与原料的温控标准。两项统一由联合小组管理、统一对管理层汇报。</w:t>
       </w:r>
     </w:p>
     <w:p>
@@ -371,7 +436,422 @@
           <w:b/>
           <w:sz w:val="32"/>
         </w:rPr>
-        <w:t>2. 为什么现在投</w:t>
+        <w:t>2. 投资前提与业务逻辑</w:t>
+      </w:r>
+    </w:p>
+    <w:p>
+      <w:pPr>
+        <w:pStyle w:val="Heading2"/>
+      </w:pPr>
+      <w:r>
+        <w:rPr>
+          <w:rFonts w:ascii="微软雅黑" w:hAnsi="微软雅黑" w:eastAsia="微软雅黑"/>
+          <w:b/>
+          <w:sz w:val="28"/>
+        </w:rPr>
+        <w:t>2.1 投资前提 A — 仓容 / 8号仓（WP-A）</w:t>
+      </w:r>
+    </w:p>
+    <w:tbl>
+      <w:tblPr>
+        <w:tblStyle w:val="TableGrid"/>
+        <w:tblW w:type="auto" w:w="0"/>
+        <w:tblLook w:firstColumn="1" w:firstRow="1" w:lastColumn="0" w:lastRow="0" w:noHBand="0" w:noVBand="1" w:val="04A0"/>
+      </w:tblPr>
+      <w:tblGrid>
+        <w:gridCol w:w="4873"/>
+        <w:gridCol w:w="4873"/>
+      </w:tblGrid>
+      <w:tr>
+        <w:tc>
+          <w:tcPr>
+            <w:tcW w:type="dxa" w:w="4873"/>
+          </w:tcPr>
+          <w:p>
+            <w:r>
+              <w:rPr>
+                <w:rFonts w:ascii="微软雅黑" w:hAnsi="微软雅黑" w:eastAsia="微软雅黑"/>
+                <w:b/>
+                <w:sz w:val="20"/>
+              </w:rPr>
+              <w:t>要点</w:t>
+            </w:r>
+          </w:p>
+        </w:tc>
+        <w:tc>
+          <w:tcPr>
+            <w:tcW w:type="dxa" w:w="4873"/>
+          </w:tcPr>
+          <w:p>
+            <w:r>
+              <w:rPr>
+                <w:rFonts w:ascii="微软雅黑" w:hAnsi="微软雅黑" w:eastAsia="微软雅黑"/>
+                <w:b/>
+                <w:sz w:val="20"/>
+              </w:rPr>
+              <w:t>说明</w:t>
+            </w:r>
+          </w:p>
+        </w:tc>
+      </w:tr>
+      <w:tr>
+        <w:tc>
+          <w:tcPr>
+            <w:tcW w:type="dxa" w:w="4873"/>
+          </w:tcPr>
+          <w:p>
+            <w:r>
+              <w:rPr>
+                <w:rFonts w:ascii="微软雅黑" w:hAnsi="微软雅黑" w:eastAsia="微软雅黑"/>
+                <w:b w:val="0"/>
+                <w:sz w:val="20"/>
+              </w:rPr>
+              <w:t>法规驱动库存回流</w:t>
+            </w:r>
+          </w:p>
+        </w:tc>
+        <w:tc>
+          <w:tcPr>
+            <w:tcW w:type="dxa" w:w="4873"/>
+          </w:tcPr>
+          <w:p>
+            <w:r>
+              <w:rPr>
+                <w:rFonts w:ascii="微软雅黑" w:hAnsi="微软雅黑" w:eastAsia="微软雅黑"/>
+                <w:b w:val="0"/>
+                <w:sz w:val="20"/>
+              </w:rPr>
+              <w:t>危化品存放法律法规要求收紧后，生产现场退运到仓库的库存量大幅增加</w:t>
+            </w:r>
+          </w:p>
+        </w:tc>
+      </w:tr>
+      <w:tr>
+        <w:tc>
+          <w:tcPr>
+            <w:tcW w:type="dxa" w:w="4873"/>
+          </w:tcPr>
+          <w:p>
+            <w:r>
+              <w:rPr>
+                <w:rFonts w:ascii="微软雅黑" w:hAnsi="微软雅黑" w:eastAsia="微软雅黑"/>
+                <w:b w:val="0"/>
+                <w:sz w:val="20"/>
+              </w:rPr>
+              <w:t>5号甲类已近饱和</w:t>
+            </w:r>
+          </w:p>
+        </w:tc>
+        <w:tc>
+          <w:tcPr>
+            <w:tcW w:type="dxa" w:w="4873"/>
+          </w:tcPr>
+          <w:p>
+            <w:r>
+              <w:rPr>
+                <w:rFonts w:ascii="微软雅黑" w:hAnsi="微软雅黑" w:eastAsia="微软雅黑"/>
+                <w:b w:val="0"/>
+                <w:sz w:val="20"/>
+              </w:rPr>
+              <w:t>当前利用率约 80–85%</w:t>
+            </w:r>
+          </w:p>
+        </w:tc>
+      </w:tr>
+      <w:tr>
+        <w:tc>
+          <w:tcPr>
+            <w:tcW w:type="dxa" w:w="4873"/>
+          </w:tcPr>
+          <w:p>
+            <w:r>
+              <w:rPr>
+                <w:rFonts w:ascii="微软雅黑" w:hAnsi="微软雅黑" w:eastAsia="微软雅黑"/>
+                <w:b w:val="0"/>
+                <w:sz w:val="20"/>
+              </w:rPr>
+              <w:t>不投资的替代路径</w:t>
+            </w:r>
+          </w:p>
+        </w:tc>
+        <w:tc>
+          <w:tcPr>
+            <w:tcW w:type="dxa" w:w="4873"/>
+          </w:tcPr>
+          <w:p>
+            <w:r>
+              <w:rPr>
+                <w:rFonts w:ascii="微软雅黑" w:hAnsi="微软雅黑" w:eastAsia="微软雅黑"/>
+                <w:b w:val="0"/>
+                <w:sz w:val="20"/>
+              </w:rPr>
+              <w:t>甲类资源转向外部租赁 → 增加租赁投资/成本</w:t>
+            </w:r>
+          </w:p>
+        </w:tc>
+      </w:tr>
+      <w:tr>
+        <w:tc>
+          <w:tcPr>
+            <w:tcW w:type="dxa" w:w="4873"/>
+          </w:tcPr>
+          <w:p>
+            <w:r>
+              <w:rPr>
+                <w:rFonts w:ascii="微软雅黑" w:hAnsi="微软雅黑" w:eastAsia="微软雅黑"/>
+                <w:b w:val="0"/>
+                <w:sz w:val="20"/>
+              </w:rPr>
+              <w:t>效率代价</w:t>
+            </w:r>
+          </w:p>
+        </w:tc>
+        <w:tc>
+          <w:tcPr>
+            <w:tcW w:type="dxa" w:w="4873"/>
+          </w:tcPr>
+          <w:p>
+            <w:r>
+              <w:rPr>
+                <w:rFonts w:ascii="微软雅黑" w:hAnsi="微软雅黑" w:eastAsia="微软雅黑"/>
+                <w:b w:val="0"/>
+                <w:sz w:val="20"/>
+              </w:rPr>
+              <w:t>外租导致收发货流程更复杂，不利于运营效率</w:t>
+            </w:r>
+          </w:p>
+        </w:tc>
+      </w:tr>
+      <w:tr>
+        <w:tc>
+          <w:tcPr>
+            <w:tcW w:type="dxa" w:w="4873"/>
+          </w:tcPr>
+          <w:p>
+            <w:r>
+              <w:rPr>
+                <w:rFonts w:ascii="微软雅黑" w:hAnsi="微软雅黑" w:eastAsia="微软雅黑"/>
+                <w:b w:val="0"/>
+                <w:sz w:val="20"/>
+              </w:rPr>
+              <w:t>本期对策</w:t>
+            </w:r>
+          </w:p>
+        </w:tc>
+        <w:tc>
+          <w:tcPr>
+            <w:tcW w:type="dxa" w:w="4873"/>
+          </w:tcPr>
+          <w:p>
+            <w:r>
+              <w:rPr>
+                <w:rFonts w:ascii="微软雅黑" w:hAnsi="微软雅黑" w:eastAsia="微软雅黑"/>
+                <w:b w:val="0"/>
+                <w:sz w:val="20"/>
+              </w:rPr>
+              <w:t>厂内8号仓货架 + VNA，提升密度与存取效率，把能力留在厂内</w:t>
+            </w:r>
+          </w:p>
+        </w:tc>
+      </w:tr>
+    </w:tbl>
+    <w:p/>
+    <w:p>
+      <w:pPr>
+        <w:pStyle w:val="Heading2"/>
+      </w:pPr>
+      <w:r>
+        <w:rPr>
+          <w:rFonts w:ascii="微软雅黑" w:hAnsi="微软雅黑" w:eastAsia="微软雅黑"/>
+          <w:b/>
+          <w:sz w:val="28"/>
+        </w:rPr>
+        <w:t>2.2 投资前提 B — 温控（WP-B）</w:t>
+      </w:r>
+    </w:p>
+    <w:tbl>
+      <w:tblPr>
+        <w:tblStyle w:val="TableGrid"/>
+        <w:tblW w:type="auto" w:w="0"/>
+        <w:tblLook w:firstColumn="1" w:firstRow="1" w:lastColumn="0" w:lastRow="0" w:noHBand="0" w:noVBand="1" w:val="04A0"/>
+      </w:tblPr>
+      <w:tblGrid>
+        <w:gridCol w:w="4873"/>
+        <w:gridCol w:w="4873"/>
+      </w:tblGrid>
+      <w:tr>
+        <w:tc>
+          <w:tcPr>
+            <w:tcW w:type="dxa" w:w="4873"/>
+          </w:tcPr>
+          <w:p>
+            <w:r>
+              <w:rPr>
+                <w:rFonts w:ascii="微软雅黑" w:hAnsi="微软雅黑" w:eastAsia="微软雅黑"/>
+                <w:b/>
+                <w:sz w:val="20"/>
+              </w:rPr>
+              <w:t>要点</w:t>
+            </w:r>
+          </w:p>
+        </w:tc>
+        <w:tc>
+          <w:tcPr>
+            <w:tcW w:type="dxa" w:w="4873"/>
+          </w:tcPr>
+          <w:p>
+            <w:r>
+              <w:rPr>
+                <w:rFonts w:ascii="微软雅黑" w:hAnsi="微软雅黑" w:eastAsia="微软雅黑"/>
+                <w:b/>
+                <w:sz w:val="20"/>
+              </w:rPr>
+              <w:t>说明</w:t>
+            </w:r>
+          </w:p>
+        </w:tc>
+      </w:tr>
+      <w:tr>
+        <w:tc>
+          <w:tcPr>
+            <w:tcW w:type="dxa" w:w="4873"/>
+          </w:tcPr>
+          <w:p>
+            <w:r>
+              <w:rPr>
+                <w:rFonts w:ascii="微软雅黑" w:hAnsi="微软雅黑" w:eastAsia="微软雅黑"/>
+                <w:b w:val="0"/>
+                <w:sz w:val="20"/>
+              </w:rPr>
+              <w:t>成品要求</w:t>
+            </w:r>
+          </w:p>
+        </w:tc>
+        <w:tc>
+          <w:tcPr>
+            <w:tcW w:type="dxa" w:w="4873"/>
+          </w:tcPr>
+          <w:p>
+            <w:r>
+              <w:rPr>
+                <w:rFonts w:ascii="微软雅黑" w:hAnsi="微软雅黑" w:eastAsia="微软雅黑"/>
+                <w:b w:val="0"/>
+                <w:sz w:val="20"/>
+              </w:rPr>
+              <w:t>UV + 水性漆成品需温控存储（约5–35°C）</w:t>
+            </w:r>
+          </w:p>
+        </w:tc>
+      </w:tr>
+      <w:tr>
+        <w:tc>
+          <w:tcPr>
+            <w:tcW w:type="dxa" w:w="4873"/>
+          </w:tcPr>
+          <w:p>
+            <w:r>
+              <w:rPr>
+                <w:rFonts w:ascii="微软雅黑" w:hAnsi="微软雅黑" w:eastAsia="微软雅黑"/>
+                <w:b w:val="0"/>
+                <w:sz w:val="20"/>
+              </w:rPr>
+              <w:t>原料要求（总部视角）</w:t>
+            </w:r>
+          </w:p>
+        </w:tc>
+        <w:tc>
+          <w:tcPr>
+            <w:tcW w:type="dxa" w:w="4873"/>
+          </w:tcPr>
+          <w:p>
+            <w:r>
+              <w:rPr>
+                <w:rFonts w:ascii="微软雅黑" w:hAnsi="微软雅黑" w:eastAsia="微软雅黑"/>
+                <w:b w:val="0"/>
+                <w:sz w:val="20"/>
+              </w:rPr>
+              <w:t>德国 Marcel Hellman 考察期间指出：采购原材料中亦有大量温控需求</w:t>
+            </w:r>
+          </w:p>
+        </w:tc>
+      </w:tr>
+      <w:tr>
+        <w:tc>
+          <w:tcPr>
+            <w:tcW w:type="dxa" w:w="4873"/>
+          </w:tcPr>
+          <w:p>
+            <w:r>
+              <w:rPr>
+                <w:rFonts w:ascii="微软雅黑" w:hAnsi="微软雅黑" w:eastAsia="微软雅黑"/>
+                <w:b w:val="0"/>
+                <w:sz w:val="20"/>
+              </w:rPr>
+              <w:t>现状差距</w:t>
+            </w:r>
+          </w:p>
+        </w:tc>
+        <w:tc>
+          <w:tcPr>
+            <w:tcW w:type="dxa" w:w="4873"/>
+          </w:tcPr>
+          <w:p>
+            <w:r>
+              <w:rPr>
+                <w:rFonts w:ascii="微软雅黑" w:hAnsi="微软雅黑" w:eastAsia="微软雅黑"/>
+                <w:b w:val="0"/>
+                <w:sz w:val="20"/>
+              </w:rPr>
+              <w:t>非温控仓库已不符合国产化高标准工厂的要求</w:t>
+            </w:r>
+          </w:p>
+        </w:tc>
+      </w:tr>
+      <w:tr>
+        <w:tc>
+          <w:tcPr>
+            <w:tcW w:type="dxa" w:w="4873"/>
+          </w:tcPr>
+          <w:p>
+            <w:r>
+              <w:rPr>
+                <w:rFonts w:ascii="微软雅黑" w:hAnsi="微软雅黑" w:eastAsia="微软雅黑"/>
+                <w:b w:val="0"/>
+                <w:sz w:val="20"/>
+              </w:rPr>
+              <w:t>本期对策</w:t>
+            </w:r>
+          </w:p>
+        </w:tc>
+        <w:tc>
+          <w:tcPr>
+            <w:tcW w:type="dxa" w:w="4873"/>
+          </w:tcPr>
+          <w:p>
+            <w:r>
+              <w:rPr>
+                <w:rFonts w:ascii="微软雅黑" w:hAnsi="微软雅黑" w:eastAsia="微软雅黑"/>
+                <w:b w:val="0"/>
+                <w:sz w:val="20"/>
+              </w:rPr>
+              <w:t>先在5号甲类做温控试点，验证后再议乙类铺开</w:t>
+            </w:r>
+          </w:p>
+        </w:tc>
+      </w:tr>
+    </w:tbl>
+    <w:p/>
+    <w:p>
+      <w:pPr>
+        <w:pStyle w:val="Heading2"/>
+      </w:pPr>
+      <w:r>
+        <w:rPr>
+          <w:rFonts w:ascii="微软雅黑" w:hAnsi="微软雅黑" w:eastAsia="微软雅黑"/>
+          <w:b/>
+          <w:sz w:val="28"/>
+        </w:rPr>
+        <w:t>2.3 其他支撑事实</w:t>
       </w:r>
     </w:p>
     <w:tbl>
@@ -460,7 +940,7 @@
                 <w:b w:val="0"/>
                 <w:sz w:val="20"/>
               </w:rPr>
-              <w:t>货以危化品为主（3/6/8/9）；5号为甲类</w:t>
+              <w:t>货以危化品为主；5号为甲类</w:t>
             </w:r>
           </w:p>
         </w:tc>
@@ -492,7 +972,7 @@
                 <w:b w:val="0"/>
                 <w:sz w:val="20"/>
               </w:rPr>
-              <w:t>UV/水性约5–35°C；运输已有温控零担</w:t>
+              <w:t>运输侧已有冬夏温控零担</w:t>
             </w:r>
           </w:p>
         </w:tc>
@@ -507,7 +987,7 @@
                 <w:b w:val="0"/>
                 <w:sz w:val="20"/>
               </w:rPr>
-              <w:t>仓储温控仍是断点 → 先试点甲类再扩展</w:t>
+              <w:t>仓储温控仍是断点</w:t>
             </w:r>
           </w:p>
         </w:tc>
@@ -571,7 +1051,7 @@
                 <w:b w:val="0"/>
                 <w:sz w:val="20"/>
               </w:rPr>
-              <w:t>WP-A执行风险低于“从零规划”</w:t>
+              <w:t>WP-A执行风险低于从零规划</w:t>
             </w:r>
           </w:p>
         </w:tc>
@@ -585,10 +1065,23 @@
       <w:r>
         <w:rPr>
           <w:rFonts w:ascii="微软雅黑" w:hAnsi="微软雅黑" w:eastAsia="微软雅黑"/>
+          <w:b/>
+          <w:sz w:val="20"/>
+        </w:rPr>
+        <w:t>对比叙事（会上可用）：外租甲类 = 持续OPEX + 流程复杂；厂内8号仓投资 = 能力沉淀在工厂，利于长期效率。</w:t>
+      </w:r>
+    </w:p>
+    <w:p>
+      <w:pPr>
+        <w:spacing w:after="120"/>
+      </w:pPr>
+      <w:r>
+        <w:rPr>
+          <w:rFonts w:ascii="微软雅黑" w:hAnsi="微软雅黑" w:eastAsia="微软雅黑"/>
           <w:b w:val="0"/>
           <w:sz w:val="20"/>
         </w:rPr>
-        <w:t>本计划不含：出口欧洲/东南亚、储罐卸货治理、外仓3PL；乙类仓温控为二期观察项，不纳入本期必投。</w:t>
+        <w:t>边界：不含出口欧洲/东南亚、储罐卸货、外仓3PL；乙类温控为二期观察项。</w:t>
       </w:r>
     </w:p>
     <w:p>
@@ -689,7 +1182,7 @@
                 <w:b w:val="0"/>
                 <w:sz w:val="20"/>
               </w:rPr>
-              <w:t>8号仓库：新设货架（供应商已出设计，仓库已确认）；采购2台VNA专配8号仓</w:t>
+              <w:t>8号仓库：新设货架（设计已确认）+ 2台VNA</w:t>
             </w:r>
           </w:p>
         </w:tc>
@@ -736,7 +1229,7 @@
                 <w:b w:val="0"/>
                 <w:sz w:val="20"/>
               </w:rPr>
-              <w:t>5号甲类仓间温控设计与实施（目标约5–35°C）；乙类仓暂不铺开，试点评估后再议</w:t>
+              <w:t>5号甲类仓间温控；乙类暂不铺开</w:t>
             </w:r>
           </w:p>
         </w:tc>
@@ -751,26 +1244,13 @@
                 <w:b w:val="0"/>
                 <w:sz w:val="20"/>
               </w:rPr>
-              <w:t>范围冻结为试点；设备概算待补</w:t>
+              <w:t>试点；设备概算待补</w:t>
             </w:r>
           </w:p>
         </w:tc>
       </w:tr>
     </w:tbl>
     <w:p/>
-    <w:p>
-      <w:pPr>
-        <w:spacing w:after="120"/>
-      </w:pPr>
-      <w:r>
-        <w:rPr>
-          <w:rFonts w:ascii="微软雅黑" w:hAnsi="微软雅黑" w:eastAsia="微软雅黑"/>
-          <w:b w:val="0"/>
-          <w:sz w:val="22"/>
-        </w:rPr>
-        <w:t>一体推进含义：同一联合小组、同一汇报节奏、同一投用窗口（2027年中）；WP-A与WP-B场地不同（8号vs5号），但合规审查、验收标准、工时/质量KPI统一管理；乙类铺开的Go/No-Go绑定WP-B试点复盘。</w:t>
-      </w:r>
-    </w:p>
     <w:p>
       <w:pPr>
         <w:pStyle w:val="Heading1"/>
@@ -974,6 +1454,53 @@
                 <w:b w:val="0"/>
                 <w:sz w:val="20"/>
               </w:rPr>
+              <w:t>缓解5号甲类压力</w:t>
+            </w:r>
+          </w:p>
+        </w:tc>
+        <w:tc>
+          <w:tcPr>
+            <w:tcW w:type="dxa" w:w="3249"/>
+          </w:tcPr>
+          <w:p>
+            <w:r>
+              <w:rPr>
+                <w:rFonts w:ascii="微软雅黑" w:hAnsi="微软雅黑" w:eastAsia="微软雅黑"/>
+                <w:b w:val="0"/>
+                <w:sz w:val="20"/>
+              </w:rPr>
+              <w:t>降低对外部租赁甲类仓的依赖</w:t>
+            </w:r>
+          </w:p>
+        </w:tc>
+        <w:tc>
+          <w:tcPr>
+            <w:tcW w:type="dxa" w:w="3249"/>
+          </w:tcPr>
+          <w:p>
+            <w:r>
+              <w:rPr>
+                <w:rFonts w:ascii="微软雅黑" w:hAnsi="微软雅黑" w:eastAsia="微软雅黑"/>
+                <w:b w:val="0"/>
+                <w:sz w:val="20"/>
+              </w:rPr>
+              <w:t>5号利用率、是否启动外租</w:t>
+            </w:r>
+          </w:p>
+        </w:tc>
+      </w:tr>
+      <w:tr>
+        <w:tc>
+          <w:tcPr>
+            <w:tcW w:type="dxa" w:w="3249"/>
+          </w:tcPr>
+          <w:p>
+            <w:r>
+              <w:rPr>
+                <w:rFonts w:ascii="微软雅黑" w:hAnsi="微软雅黑" w:eastAsia="微软雅黑"/>
+                <w:b w:val="0"/>
+                <w:sz w:val="20"/>
+              </w:rPr>
               <w:t>5号甲类温控</w:t>
             </w:r>
           </w:p>
@@ -1083,7 +1610,7 @@
                 <w:b w:val="0"/>
                 <w:sz w:val="20"/>
               </w:rPr>
-              <w:t>降低对常态周六加班的依赖（目标值待基线后定）</w:t>
+              <w:t>降低对常态周六加班的依赖</w:t>
             </w:r>
           </w:p>
         </w:tc>
@@ -1234,7 +1761,7 @@
                 <w:b w:val="0"/>
                 <w:sz w:val="20"/>
               </w:rPr>
-              <w:t>联合小组组建；整理货架终版图纸、VNA规格、5号甲类现状</w:t>
+              <w:t>联合小组组建；货架终版图纸、VNA规格、5号甲类现状</w:t>
             </w:r>
           </w:p>
         </w:tc>
@@ -1296,7 +1823,7 @@
                 <w:b w:val="0"/>
                 <w:sz w:val="20"/>
               </w:rPr>
-              <w:t>WP-A采购包（货架+VNA）；WP-B温控方案+概算；EHS甲类合规路径</w:t>
+              <w:t>WP-A采购包；WP-B温控方案+概算；EHS甲类合规路径</w:t>
             </w:r>
           </w:p>
         </w:tc>
@@ -1358,7 +1885,7 @@
                 <w:b w:val="0"/>
                 <w:sz w:val="20"/>
               </w:rPr>
-              <w:t>消防/危化/特种设备（VNA通道、甲类电气防爆等）</w:t>
+              <w:t>消防/危化/特种设备</w:t>
             </w:r>
           </w:p>
         </w:tc>
@@ -1420,7 +1947,7 @@
                 <w:b w:val="0"/>
                 <w:sz w:val="20"/>
               </w:rPr>
-              <w:t>货架安装、VNA到货培训；温控施工</w:t>
+              <w:t>货架安装、VNA培训；温控施工</w:t>
             </w:r>
           </w:p>
         </w:tc>
@@ -1544,7 +2071,7 @@
                 <w:b w:val="0"/>
                 <w:sz w:val="20"/>
               </w:rPr>
-              <w:t>效率/加班/超温复盘</w:t>
+              <w:t>效率/加班/超温/是否仍需外租复盘</w:t>
             </w:r>
           </w:p>
         </w:tc>
@@ -1957,7 +2484,7 @@
                 <w:b w:val="0"/>
                 <w:sz w:val="20"/>
               </w:rPr>
-              <w:t>易漏项，联合小组列清单</w:t>
+              <w:t>联合小组列清单</w:t>
             </w:r>
           </w:p>
         </w:tc>
@@ -2035,7 +2562,7 @@
           <w:b w:val="0"/>
           <w:sz w:val="20"/>
         </w:rPr>
-        <w:t>向管理层表述建议：本期已能量化的硬预算核心约为210–230万（货架+VNA）；温控为同Program内试点包，金额以联合小组概算为准后一次性冻结，避免“先买叉车、温控无限期搁置”。</w:t>
+        <w:t>表述建议：已能量化硬预算核心约210–230万（货架+VNA）；温控为同Program试点包，概算齐后一次性冻结。相对外租甲类的持续租赁支出，厂内投资形成固定资产与流程效率。</w:t>
       </w:r>
     </w:p>
     <w:p>
@@ -2105,7 +2632,7 @@
                 <w:b w:val="0"/>
                 <w:sz w:val="20"/>
               </w:rPr>
-              <w:t>甲类仓温控的防爆/消防要求严于普通仓</w:t>
+              <w:t>甲类仓温控防爆/消防要求严</w:t>
             </w:r>
           </w:p>
         </w:tc>
@@ -2137,7 +2664,7 @@
                 <w:b w:val="0"/>
                 <w:sz w:val="20"/>
               </w:rPr>
-              <w:t>VNA通道、地面平整度、货架公差不匹配</w:t>
+              <w:t>VNA与货架匹配问题</w:t>
             </w:r>
           </w:p>
         </w:tc>
@@ -2152,7 +2679,7 @@
                 <w:b w:val="0"/>
                 <w:sz w:val="20"/>
               </w:rPr>
-              <w:t>货架公司设计已确认；安装前做联调检查清单（工程+仓）</w:t>
+              <w:t>货架设计已确认；安装前联调检查清单</w:t>
             </w:r>
           </w:p>
         </w:tc>
@@ -2184,7 +2711,7 @@
                 <w:b w:val="0"/>
                 <w:sz w:val="20"/>
               </w:rPr>
-              <w:t>投用门槛含VNA操作/温控巡检SOP与培训记录</w:t>
+              <w:t>投用门槛含SOP与培训记录</w:t>
             </w:r>
           </w:p>
         </w:tc>
@@ -2201,7 +2728,7 @@
                 <w:b w:val="0"/>
                 <w:sz w:val="20"/>
               </w:rPr>
-              <w:t>乙类被默认为“已批准铺开”</w:t>
+              <w:t>乙类被误认为已批准铺开</w:t>
             </w:r>
           </w:p>
         </w:tc>
@@ -2216,7 +2743,7 @@
                 <w:b w:val="0"/>
                 <w:sz w:val="20"/>
               </w:rPr>
-              <w:t>材料与会议纪要写明：乙类=试点后决策</w:t>
+              <w:t>纪要写明：乙类=试点后决策</w:t>
             </w:r>
           </w:p>
         </w:tc>
@@ -2233,7 +2760,7 @@
                 <w:b w:val="0"/>
                 <w:sz w:val="20"/>
               </w:rPr>
-              <w:t>WP-B概算空白导致总盘不准</w:t>
+              <w:t>不投资导致临时外租失控</w:t>
             </w:r>
           </w:p>
         </w:tc>
@@ -2248,7 +2775,39 @@
                 <w:b w:val="0"/>
                 <w:sz w:val="20"/>
               </w:rPr>
-              <w:t>P1完成前不宣称Program总投资终值</w:t>
+              <w:t>以5号利用率80–85%为预警；Program按期投用</w:t>
+            </w:r>
+          </w:p>
+        </w:tc>
+      </w:tr>
+      <w:tr>
+        <w:tc>
+          <w:tcPr>
+            <w:tcW w:type="dxa" w:w="4873"/>
+          </w:tcPr>
+          <w:p>
+            <w:r>
+              <w:rPr>
+                <w:rFonts w:ascii="微软雅黑" w:hAnsi="微软雅黑" w:eastAsia="微软雅黑"/>
+                <w:b w:val="0"/>
+                <w:sz w:val="20"/>
+              </w:rPr>
+              <w:t>WP-B概算空白</w:t>
+            </w:r>
+          </w:p>
+        </w:tc>
+        <w:tc>
+          <w:tcPr>
+            <w:tcW w:type="dxa" w:w="4873"/>
+          </w:tcPr>
+          <w:p>
+            <w:r>
+              <w:rPr>
+                <w:rFonts w:ascii="微软雅黑" w:hAnsi="微软雅黑" w:eastAsia="微软雅黑"/>
+                <w:b w:val="0"/>
+                <w:sz w:val="20"/>
+              </w:rPr>
+              <w:t>P1完成前不宣称总投资终值</w:t>
             </w:r>
           </w:p>
         </w:tc>
@@ -2446,7 +3005,7 @@
                 <w:b w:val="0"/>
                 <w:sz w:val="20"/>
               </w:rPr>
-              <w:t>厂内扩建：8号仓新设货架 + 2台VNA</w:t>
+              <w:t>厂内：8号仓货架 + 2台VNA</w:t>
             </w:r>
           </w:p>
         </w:tc>
@@ -2570,7 +3129,7 @@
                 <w:b w:val="0"/>
                 <w:sz w:val="20"/>
               </w:rPr>
-              <w:t>VNA≈200万；货架10–30万；2027年中投用；温控预算待补</w:t>
+              <w:t>VNA≈200万；货架10–30万；2027年中；温控待补</w:t>
             </w:r>
           </w:p>
         </w:tc>
@@ -2632,7 +3191,7 @@
                 <w:b w:val="0"/>
                 <w:sz w:val="20"/>
               </w:rPr>
-              <w:t>需要：物流+工程+EHS+生产+财务</w:t>
+              <w:t>物流+工程+EHS+生产+财务</w:t>
             </w:r>
           </w:p>
         </w:tc>
@@ -2664,7 +3223,7 @@
           <w:b/>
           <w:sz w:val="32"/>
         </w:rPr>
-        <w:t>10. 仍待补齐（正式投决前）</w:t>
+        <w:t>10. 仍待补齐</w:t>
       </w:r>
     </w:p>
     <w:p>
@@ -2690,7 +3249,7 @@
           <w:b w:val="0"/>
           <w:sz w:val="22"/>
         </w:rPr>
-        <w:t>2. 货架终版合同价（落在10–30万哪一端）</w:t>
+        <w:t>2. 货架终版合同价</w:t>
       </w:r>
     </w:p>
     <w:p>
@@ -2716,7 +3275,7 @@
           <w:b w:val="0"/>
           <w:sz w:val="22"/>
         </w:rPr>
-        <w:t>4. 5号甲类现状平面、用电/保温条件、EHS约束清单</w:t>
+        <w:t>4. 5号甲类现状平面、用电/保温、EHS约束清单</w:t>
       </w:r>
     </w:p>
     <w:p>
@@ -2729,7 +3288,7 @@
           <w:b w:val="0"/>
           <w:sz w:val="22"/>
         </w:rPr>
-        <w:t>5. 是否需中德双语一页摘要 / 公司CapEx模板格式</w:t>
+        <w:t>5. 外租甲类若发生：预估单价与年费用（便于对比叙事量化）</w:t>
       </w:r>
     </w:p>
     <w:p>
@@ -2742,7 +3301,7 @@
           <w:b w:val="0"/>
           <w:sz w:val="22"/>
         </w:rPr>
-        <w:t>6. 加班与超温基线（便于P5复盘）</w:t>
+        <w:t>6. 公司CapEx模板 / 是否需中德双语一页摘要</w:t>
       </w:r>
     </w:p>
     <w:p>
@@ -2827,7 +3386,7 @@
                 <w:b w:val="0"/>
                 <w:sz w:val="20"/>
               </w:rPr>
-              <w:t>一体Program + 范围 + 窗口 + 治理已定，可组建小组并启动WP-A采购准备</w:t>
+              <w:t>一体Program + 范围 + 窗口 + 治理已定</w:t>
             </w:r>
           </w:p>
         </w:tc>
@@ -2859,7 +3418,7 @@
                 <w:b w:val="0"/>
                 <w:sz w:val="20"/>
               </w:rPr>
-              <w:t>待WP-B概算与WP-A合同价锁定后，请总经理做最终预算批准</w:t>
+              <w:t>待WP-B概算与WP-A合同价锁定</w:t>
             </w:r>
           </w:p>
         </w:tc>
@@ -2921,7 +3480,7 @@
           <w:b w:val="0"/>
           <w:sz w:val="22"/>
         </w:rPr>
-        <w:t>1. 任命联合小组，建议双周30分钟，物流召集</w:t>
+        <w:t>1. 任命联合小组（建议双周30分钟，物流召集）</w:t>
       </w:r>
     </w:p>
     <w:p>
@@ -2947,7 +3506,7 @@
           <w:b w:val="0"/>
           <w:sz w:val="22"/>
         </w:rPr>
-        <w:t>3. 补齐第10节后，输出正式投决终稿（可按公司CapEx模板重排）</w:t>
+        <w:t>3. 会上先讲第0节两段话术，再翻投资构成与里程碑</w:t>
       </w:r>
     </w:p>
     <w:sectPr>
